--- a/CPRG-305-B/group-assignment-2/DealerOps_Group_Assignment_2_Test_Plan.docx
+++ b/CPRG-305-B/group-assignment-2/DealerOps_Group_Assignment_2_Test_Plan.docx
@@ -252,7 +252,7 @@
                 <w:sz w:val="16"/>
                 <w:szCs w:val="16"/>
               </w:rPr>
-              <w:t xml:space="preserve">Yuandong Yang (Robin), Bedgel Fadhil Ndam Woukouo, Jackson Warga, and Logan Jones</w:t>
+              <w:t xml:space="preserve">Yuandong Yang, Daniel Watson, and Xiaomei He</w:t>
             </w:r>
           </w:p>
         </w:tc>
@@ -1002,7 +1002,7 @@
                 <w:sz w:val="16"/>
                 <w:szCs w:val="16"/>
               </w:rPr>
-              <w:t xml:space="preserve">§6 Test Approach + §6A Testing details per development phase</w:t>
+              <w:t xml:space="preserve">§6 Test Approach (SDLC levels, per Everett 2007 Ch. 5) + §6A Testing details per development phase (Review, Unit, Integration, System, Acceptance, Deployment, Regression)</w:t>
             </w:r>
           </w:p>
         </w:tc>
@@ -1511,7 +1511,7 @@
                 <w:sz w:val="16"/>
                 <w:szCs w:val="16"/>
               </w:rPr>
-              <w:t xml:space="preserve">Yuandong Yang (Robin), Bedgel Fadhil Ndam Woukouo, Jackson Warga, and Logan Jones</w:t>
+              <w:t xml:space="preserve">Yuandong Yang, Daniel Watson, and Xiaomei He</w:t>
             </w:r>
           </w:p>
         </w:tc>
@@ -3840,7 +3840,7 @@
                 <w:sz w:val="16"/>
                 <w:szCs w:val="16"/>
               </w:rPr>
-              <w:t xml:space="preserve">Group member Yuandong Yang (Robin, full-stack lead)</w:t>
+              <w:t xml:space="preserve">Group member Yuandong Yang (QA lead and full-stack reviewer)</w:t>
             </w:r>
           </w:p>
         </w:tc>
@@ -4633,7 +4633,7 @@
                 <w:sz w:val="16"/>
                 <w:szCs w:val="16"/>
               </w:rPr>
-              <w:t xml:space="preserve">Role-C team member Logan Jones (dealer-gateway, dealer-core)</w:t>
+              <w:t xml:space="preserve">Group member Daniel Watson (gateway/core, persistence, and UI workflow focus)</w:t>
             </w:r>
           </w:p>
         </w:tc>
@@ -4659,7 +4659,7 @@
                 <w:sz w:val="16"/>
                 <w:szCs w:val="16"/>
               </w:rPr>
-              <w:t xml:space="preserve">Service internals, SQL schema, security filter order.</w:t>
+              <w:t xml:space="preserve">Service internals, SQL schema, security filter order, UI state machine, API error handling in the client.</w:t>
             </w:r>
           </w:p>
         </w:tc>
@@ -4685,7 +4685,7 @@
                 <w:sz w:val="16"/>
                 <w:szCs w:val="16"/>
               </w:rPr>
-              <w:t xml:space="preserve">Technical review of auth/tenant/gateway cases.</w:t>
+              <w:t xml:space="preserve">Technical review of auth/tenant/gateway cases and UI/workflow cases.</w:t>
             </w:r>
           </w:p>
         </w:tc>
@@ -4716,7 +4716,7 @@
                 <w:sz w:val="16"/>
                 <w:szCs w:val="16"/>
               </w:rPr>
-              <w:t xml:space="preserve">Role-B team member Jackson Warga (ai-service, dealer-platform)</w:t>
+              <w:t xml:space="preserve">Group member Xiaomei He (AI-service and platform focus)</w:t>
             </w:r>
           </w:p>
         </w:tc>
@@ -4769,89 +4769,6 @@
                 <w:szCs w:val="16"/>
               </w:rPr>
               <w:t xml:space="preserve">Technical review of AI boundary and failure-safe cases.</w:t>
-            </w:r>
-          </w:p>
-        </w:tc>
-      </w:tr>
-      <w:tr>
-        <w:trPr>
-          <w:cantSplit/>
-        </w:trPr>
-        <w:tc>
-          <w:tcPr>
-            <w:tcW w:type="dxa" w:w="2800"/>
-            <w:tcMar>
-              <w:top w:type="dxa" w:w="80"/>
-              <w:left w:type="dxa" w:w="90"/>
-              <w:bottom w:type="dxa" w:w="80"/>
-              <w:right w:type="dxa" w:w="90"/>
-            </w:tcMar>
-          </w:tcPr>
-          <w:p>
-            <w:pPr>
-              <w:spacing w:after="0"/>
-            </w:pPr>
-            <w:r>
-              <w:rPr>
-                <w:b w:val="false"/>
-                <w:bCs w:val="false"/>
-                <w:color w:val="000000"/>
-                <w:sz w:val="16"/>
-                <w:szCs w:val="16"/>
-              </w:rPr>
-              <w:t xml:space="preserve">Role-A team member Bedgel Fadhil Ndam Woukouo (dealer-web)</w:t>
-            </w:r>
-          </w:p>
-        </w:tc>
-        <w:tc>
-          <w:tcPr>
-            <w:tcW w:type="dxa" w:w="3400"/>
-            <w:tcMar>
-              <w:top w:type="dxa" w:w="80"/>
-              <w:left w:type="dxa" w:w="90"/>
-              <w:bottom w:type="dxa" w:w="80"/>
-              <w:right w:type="dxa" w:w="90"/>
-            </w:tcMar>
-          </w:tcPr>
-          <w:p>
-            <w:pPr>
-              <w:spacing w:after="0"/>
-            </w:pPr>
-            <w:r>
-              <w:rPr>
-                <w:b w:val="false"/>
-                <w:bCs w:val="false"/>
-                <w:color w:val="000000"/>
-                <w:sz w:val="16"/>
-                <w:szCs w:val="16"/>
-              </w:rPr>
-              <w:t xml:space="preserve">UI state machine, API error handling in the client, guard components.</w:t>
-            </w:r>
-          </w:p>
-        </w:tc>
-        <w:tc>
-          <w:tcPr>
-            <w:tcW w:type="dxa" w:w="3160"/>
-            <w:tcMar>
-              <w:top w:type="dxa" w:w="80"/>
-              <w:left w:type="dxa" w:w="90"/>
-              <w:bottom w:type="dxa" w:w="80"/>
-              <w:right w:type="dxa" w:w="90"/>
-            </w:tcMar>
-          </w:tcPr>
-          <w:p>
-            <w:pPr>
-              <w:spacing w:after="0"/>
-            </w:pPr>
-            <w:r>
-              <w:rPr>
-                <w:b w:val="false"/>
-                <w:bCs w:val="false"/>
-                <w:color w:val="000000"/>
-                <w:sz w:val="16"/>
-                <w:szCs w:val="16"/>
-              </w:rPr>
-              <w:t xml:space="preserve">Technical review of UI and workflow cases.</w:t>
             </w:r>
           </w:p>
         </w:tc>
@@ -9016,7 +8933,7 @@
                 <w:sz w:val="16"/>
                 <w:szCs w:val="16"/>
               </w:rPr>
-              <w:t xml:space="preserve">Logan Jones (dealer-core, dealer-gateway) and Jackson Warga (ai-service, dealer-platform).</w:t>
+              <w:t xml:space="preserve">Daniel Watson (dealer-core, dealer-gateway) and Xiaomei He (ai-service, dealer-platform).</w:t>
             </w:r>
           </w:p>
         </w:tc>
@@ -9573,7 +9490,7 @@
                 <w:sz w:val="16"/>
                 <w:szCs w:val="16"/>
               </w:rPr>
-              <w:t xml:space="preserve">Logan Jones (gateway/core/data) with Jackson Warga for AI boundary and failure-mapping cases.</w:t>
+              <w:t xml:space="preserve">Daniel Watson (gateway/core/data) with Xiaomei He for AI boundary and failure-mapping cases.</w:t>
             </w:r>
           </w:p>
         </w:tc>
@@ -10130,7 +10047,7 @@
                 <w:sz w:val="16"/>
                 <w:szCs w:val="16"/>
               </w:rPr>
-              <w:t xml:space="preserve">Bedgel Fadhil Ndam Woukouo (UI/workflow) with Logan Jones for boundary and gateway cases.</w:t>
+              <w:t xml:space="preserve">Daniel Watson (UI/workflow and gateway boundary cases).</w:t>
             </w:r>
           </w:p>
         </w:tc>
@@ -10763,7 +10680,564 @@
           <w:sz w:val="23"/>
           <w:szCs w:val="23"/>
         </w:rPr>
-        <w:t xml:space="preserve">6A.6 Regression and release-readiness phase</w:t>
+        <w:t xml:space="preserve">6A.6 Deployment / release phase</w:t>
+      </w:r>
+    </w:p>
+    <w:p>
+      <w:pPr>
+        <w:spacing w:after="100" w:line="276"/>
+      </w:pPr>
+      <w:r>
+        <w:rPr>
+          <w:sz w:val="21"/>
+          <w:szCs w:val="21"/>
+        </w:rPr>
+        <w:t xml:space="preserve">Purpose: verify the build is deployable, configurable, and observable. Catches defects introduced by packaging, configuration, migrations, or operational handoff — the "and Deployment" half of the course.</w:t>
+      </w:r>
+    </w:p>
+    <w:tbl>
+      <w:tblPr>
+        <w:tblW w:type="dxa" w:w="9360"/>
+        <w:tblBorders>
+          <w:top w:val="single" w:color="B7C9D6" w:sz="4"/>
+          <w:left w:val="single" w:color="B7C9D6" w:sz="4"/>
+          <w:bottom w:val="single" w:color="B7C9D6" w:sz="4"/>
+          <w:right w:val="single" w:color="B7C9D6" w:sz="4"/>
+          <w:insideH w:val="single" w:color="D9E2F3" w:sz="2"/>
+          <w:insideV w:val="single" w:color="D9E2F3" w:sz="2"/>
+        </w:tblBorders>
+      </w:tblPr>
+      <w:tblGrid>
+        <w:gridCol w:w="100"/>
+        <w:gridCol w:w="100"/>
+      </w:tblGrid>
+      <w:tr>
+        <w:tc>
+          <w:tcPr>
+            <w:tcW w:type="dxa" w:w="1800"/>
+            <w:shd w:fill="1F4E78" w:val="clear"/>
+            <w:tcMar>
+              <w:top w:type="dxa" w:w="80"/>
+              <w:left w:type="dxa" w:w="90"/>
+              <w:bottom w:type="dxa" w:w="80"/>
+              <w:right w:type="dxa" w:w="90"/>
+            </w:tcMar>
+          </w:tcPr>
+          <w:p>
+            <w:pPr>
+              <w:spacing w:after="0"/>
+            </w:pPr>
+            <w:r>
+              <w:rPr>
+                <w:b/>
+                <w:bCs/>
+                <w:color w:val="FFFFFF"/>
+                <w:sz w:val="17"/>
+                <w:szCs w:val="17"/>
+              </w:rPr>
+              <w:t xml:space="preserve">Attribute</w:t>
+            </w:r>
+          </w:p>
+        </w:tc>
+        <w:tc>
+          <w:tcPr>
+            <w:tcW w:type="dxa" w:w="7560"/>
+            <w:shd w:fill="1F4E78" w:val="clear"/>
+            <w:tcMar>
+              <w:top w:type="dxa" w:w="80"/>
+              <w:left w:type="dxa" w:w="90"/>
+              <w:bottom w:type="dxa" w:w="80"/>
+              <w:right w:type="dxa" w:w="90"/>
+            </w:tcMar>
+          </w:tcPr>
+          <w:p>
+            <w:pPr>
+              <w:spacing w:after="0"/>
+            </w:pPr>
+            <w:r>
+              <w:rPr>
+                <w:b/>
+                <w:bCs/>
+                <w:color w:val="FFFFFF"/>
+                <w:sz w:val="17"/>
+                <w:szCs w:val="17"/>
+              </w:rPr>
+              <w:t xml:space="preserve">Detail</w:t>
+            </w:r>
+          </w:p>
+        </w:tc>
+      </w:tr>
+      <w:tr>
+        <w:trPr>
+          <w:cantSplit/>
+        </w:trPr>
+        <w:tc>
+          <w:tcPr>
+            <w:tcW w:type="dxa" w:w="1800"/>
+            <w:tcMar>
+              <w:top w:type="dxa" w:w="80"/>
+              <w:left w:type="dxa" w:w="90"/>
+              <w:bottom w:type="dxa" w:w="80"/>
+              <w:right w:type="dxa" w:w="90"/>
+            </w:tcMar>
+          </w:tcPr>
+          <w:p>
+            <w:pPr>
+              <w:spacing w:after="0"/>
+            </w:pPr>
+            <w:r>
+              <w:rPr>
+                <w:b w:val="false"/>
+                <w:bCs w:val="false"/>
+                <w:color w:val="000000"/>
+                <w:sz w:val="16"/>
+                <w:szCs w:val="16"/>
+              </w:rPr>
+              <w:t xml:space="preserve">Activities</w:t>
+            </w:r>
+          </w:p>
+        </w:tc>
+        <w:tc>
+          <w:tcPr>
+            <w:tcW w:type="dxa" w:w="7560"/>
+            <w:tcMar>
+              <w:top w:type="dxa" w:w="80"/>
+              <w:left w:type="dxa" w:w="90"/>
+              <w:bottom w:type="dxa" w:w="80"/>
+              <w:right w:type="dxa" w:w="90"/>
+            </w:tcMar>
+          </w:tcPr>
+          <w:p>
+            <w:pPr>
+              <w:spacing w:after="0"/>
+            </w:pPr>
+            <w:r>
+              <w:rPr>
+                <w:b w:val="false"/>
+                <w:bCs w:val="false"/>
+                <w:color w:val="000000"/>
+                <w:sz w:val="16"/>
+                <w:szCs w:val="16"/>
+              </w:rPr>
+              <w:t xml:space="preserve">Build the full stack with the project Maven wrapper (JDK 21, Corretto); apply Flyway migrations from a clean MySQL; start services with env-var-driven config; verify /actuator/health and gateway routing; verify logs are English-only (per CLAUDE.md) and contain no secrets; verify dealer-web Vue/Vite build artifacts; verify rollback by restoring a previous commit and running migrations in a non-destructive order.</w:t>
+            </w:r>
+          </w:p>
+        </w:tc>
+      </w:tr>
+      <w:tr>
+        <w:trPr>
+          <w:cantSplit/>
+        </w:trPr>
+        <w:tc>
+          <w:tcPr>
+            <w:tcW w:type="dxa" w:w="1800"/>
+            <w:tcMar>
+              <w:top w:type="dxa" w:w="80"/>
+              <w:left w:type="dxa" w:w="90"/>
+              <w:bottom w:type="dxa" w:w="80"/>
+              <w:right w:type="dxa" w:w="90"/>
+            </w:tcMar>
+          </w:tcPr>
+          <w:p>
+            <w:pPr>
+              <w:spacing w:after="0"/>
+            </w:pPr>
+            <w:r>
+              <w:rPr>
+                <w:b w:val="false"/>
+                <w:bCs w:val="false"/>
+                <w:color w:val="000000"/>
+                <w:sz w:val="16"/>
+                <w:szCs w:val="16"/>
+              </w:rPr>
+              <w:t xml:space="preserve">Techniques</w:t>
+            </w:r>
+          </w:p>
+        </w:tc>
+        <w:tc>
+          <w:tcPr>
+            <w:tcW w:type="dxa" w:w="7560"/>
+            <w:tcMar>
+              <w:top w:type="dxa" w:w="80"/>
+              <w:left w:type="dxa" w:w="90"/>
+              <w:bottom w:type="dxa" w:w="80"/>
+              <w:right w:type="dxa" w:w="90"/>
+            </w:tcMar>
+          </w:tcPr>
+          <w:p>
+            <w:pPr>
+              <w:spacing w:after="0"/>
+            </w:pPr>
+            <w:r>
+              <w:rPr>
+                <w:b w:val="false"/>
+                <w:bCs w:val="false"/>
+                <w:color w:val="000000"/>
+                <w:sz w:val="16"/>
+                <w:szCs w:val="16"/>
+              </w:rPr>
+              <w:t xml:space="preserve">Configuration test, migration test, smoke test, log inspection, rollback drill.</w:t>
+            </w:r>
+          </w:p>
+        </w:tc>
+      </w:tr>
+      <w:tr>
+        <w:trPr>
+          <w:cantSplit/>
+        </w:trPr>
+        <w:tc>
+          <w:tcPr>
+            <w:tcW w:type="dxa" w:w="1800"/>
+            <w:tcMar>
+              <w:top w:type="dxa" w:w="80"/>
+              <w:left w:type="dxa" w:w="90"/>
+              <w:bottom w:type="dxa" w:w="80"/>
+              <w:right w:type="dxa" w:w="90"/>
+            </w:tcMar>
+          </w:tcPr>
+          <w:p>
+            <w:pPr>
+              <w:spacing w:after="0"/>
+            </w:pPr>
+            <w:r>
+              <w:rPr>
+                <w:b w:val="false"/>
+                <w:bCs w:val="false"/>
+                <w:color w:val="000000"/>
+                <w:sz w:val="16"/>
+                <w:szCs w:val="16"/>
+              </w:rPr>
+              <w:t xml:space="preserve">Tools</w:t>
+            </w:r>
+          </w:p>
+        </w:tc>
+        <w:tc>
+          <w:tcPr>
+            <w:tcW w:type="dxa" w:w="7560"/>
+            <w:tcMar>
+              <w:top w:type="dxa" w:w="80"/>
+              <w:left w:type="dxa" w:w="90"/>
+              <w:bottom w:type="dxa" w:w="80"/>
+              <w:right w:type="dxa" w:w="90"/>
+            </w:tcMar>
+          </w:tcPr>
+          <w:p>
+            <w:pPr>
+              <w:spacing w:after="0"/>
+            </w:pPr>
+            <w:r>
+              <w:rPr>
+                <w:b w:val="false"/>
+                <w:bCs w:val="false"/>
+                <w:color w:val="000000"/>
+                <w:sz w:val="16"/>
+                <w:szCs w:val="16"/>
+              </w:rPr>
+              <w:t xml:space="preserve">Maven wrapper, Docker (for MySQL only — Testcontainers, no app Docker locally per project rule), gateway health probe, log-sum/ service log collector.</w:t>
+            </w:r>
+          </w:p>
+        </w:tc>
+      </w:tr>
+      <w:tr>
+        <w:trPr>
+          <w:cantSplit/>
+        </w:trPr>
+        <w:tc>
+          <w:tcPr>
+            <w:tcW w:type="dxa" w:w="1800"/>
+            <w:tcMar>
+              <w:top w:type="dxa" w:w="80"/>
+              <w:left w:type="dxa" w:w="90"/>
+              <w:bottom w:type="dxa" w:w="80"/>
+              <w:right w:type="dxa" w:w="90"/>
+            </w:tcMar>
+          </w:tcPr>
+          <w:p>
+            <w:pPr>
+              <w:spacing w:after="0"/>
+            </w:pPr>
+            <w:r>
+              <w:rPr>
+                <w:b w:val="false"/>
+                <w:bCs w:val="false"/>
+                <w:color w:val="000000"/>
+                <w:sz w:val="16"/>
+                <w:szCs w:val="16"/>
+              </w:rPr>
+              <w:t xml:space="preserve">Entry criteria</w:t>
+            </w:r>
+          </w:p>
+        </w:tc>
+        <w:tc>
+          <w:tcPr>
+            <w:tcW w:type="dxa" w:w="7560"/>
+            <w:tcMar>
+              <w:top w:type="dxa" w:w="80"/>
+              <w:left w:type="dxa" w:w="90"/>
+              <w:bottom w:type="dxa" w:w="80"/>
+              <w:right w:type="dxa" w:w="90"/>
+            </w:tcMar>
+          </w:tcPr>
+          <w:p>
+            <w:pPr>
+              <w:spacing w:after="0"/>
+            </w:pPr>
+            <w:r>
+              <w:rPr>
+                <w:b w:val="false"/>
+                <w:bCs w:val="false"/>
+                <w:color w:val="000000"/>
+                <w:sz w:val="16"/>
+                <w:szCs w:val="16"/>
+              </w:rPr>
+              <w:t xml:space="preserve">System and acceptance phases produce no open release blocker; build identifier recorded.</w:t>
+            </w:r>
+          </w:p>
+        </w:tc>
+      </w:tr>
+      <w:tr>
+        <w:trPr>
+          <w:cantSplit/>
+        </w:trPr>
+        <w:tc>
+          <w:tcPr>
+            <w:tcW w:type="dxa" w:w="1800"/>
+            <w:tcMar>
+              <w:top w:type="dxa" w:w="80"/>
+              <w:left w:type="dxa" w:w="90"/>
+              <w:bottom w:type="dxa" w:w="80"/>
+              <w:right w:type="dxa" w:w="90"/>
+            </w:tcMar>
+          </w:tcPr>
+          <w:p>
+            <w:pPr>
+              <w:spacing w:after="0"/>
+            </w:pPr>
+            <w:r>
+              <w:rPr>
+                <w:b w:val="false"/>
+                <w:bCs w:val="false"/>
+                <w:color w:val="000000"/>
+                <w:sz w:val="16"/>
+                <w:szCs w:val="16"/>
+              </w:rPr>
+              <w:t xml:space="preserve">Exit criteria</w:t>
+            </w:r>
+          </w:p>
+        </w:tc>
+        <w:tc>
+          <w:tcPr>
+            <w:tcW w:type="dxa" w:w="7560"/>
+            <w:tcMar>
+              <w:top w:type="dxa" w:w="80"/>
+              <w:left w:type="dxa" w:w="90"/>
+              <w:bottom w:type="dxa" w:w="80"/>
+              <w:right w:type="dxa" w:w="90"/>
+            </w:tcMar>
+          </w:tcPr>
+          <w:p>
+            <w:pPr>
+              <w:spacing w:after="0"/>
+            </w:pPr>
+            <w:r>
+              <w:rPr>
+                <w:b w:val="false"/>
+                <w:bCs w:val="false"/>
+                <w:color w:val="000000"/>
+                <w:sz w:val="16"/>
+                <w:szCs w:val="16"/>
+              </w:rPr>
+              <w:t xml:space="preserve">Clean build reproducible from a fresh checkout; services start, migrate, and respond on their configured ports (8080/8081/8082) with correct health; no secret or Chinese-only log line present; rollback drill succeeds without data loss on reversible migrations.</w:t>
+            </w:r>
+          </w:p>
+        </w:tc>
+      </w:tr>
+      <w:tr>
+        <w:trPr>
+          <w:cantSplit/>
+        </w:trPr>
+        <w:tc>
+          <w:tcPr>
+            <w:tcW w:type="dxa" w:w="1800"/>
+            <w:tcMar>
+              <w:top w:type="dxa" w:w="80"/>
+              <w:left w:type="dxa" w:w="90"/>
+              <w:bottom w:type="dxa" w:w="80"/>
+              <w:right w:type="dxa" w:w="90"/>
+            </w:tcMar>
+          </w:tcPr>
+          <w:p>
+            <w:pPr>
+              <w:spacing w:after="0"/>
+            </w:pPr>
+            <w:r>
+              <w:rPr>
+                <w:b w:val="false"/>
+                <w:bCs w:val="false"/>
+                <w:color w:val="000000"/>
+                <w:sz w:val="16"/>
+                <w:szCs w:val="16"/>
+              </w:rPr>
+              <w:t xml:space="preserve">Deliverables</w:t>
+            </w:r>
+          </w:p>
+        </w:tc>
+        <w:tc>
+          <w:tcPr>
+            <w:tcW w:type="dxa" w:w="7560"/>
+            <w:tcMar>
+              <w:top w:type="dxa" w:w="80"/>
+              <w:left w:type="dxa" w:w="90"/>
+              <w:bottom w:type="dxa" w:w="80"/>
+              <w:right w:type="dxa" w:w="90"/>
+            </w:tcMar>
+          </w:tcPr>
+          <w:p>
+            <w:pPr>
+              <w:spacing w:after="0"/>
+            </w:pPr>
+            <w:r>
+              <w:rPr>
+                <w:b w:val="false"/>
+                <w:bCs w:val="false"/>
+                <w:color w:val="000000"/>
+                <w:sz w:val="16"/>
+                <w:szCs w:val="16"/>
+              </w:rPr>
+              <w:t xml:space="preserve">Deployment checklist, migration/rollback evidence, final test summary and release recommendation.</w:t>
+            </w:r>
+          </w:p>
+        </w:tc>
+      </w:tr>
+      <w:tr>
+        <w:trPr>
+          <w:cantSplit/>
+        </w:trPr>
+        <w:tc>
+          <w:tcPr>
+            <w:tcW w:type="dxa" w:w="1800"/>
+            <w:tcMar>
+              <w:top w:type="dxa" w:w="80"/>
+              <w:left w:type="dxa" w:w="90"/>
+              <w:bottom w:type="dxa" w:w="80"/>
+              <w:right w:type="dxa" w:w="90"/>
+            </w:tcMar>
+          </w:tcPr>
+          <w:p>
+            <w:pPr>
+              <w:spacing w:after="0"/>
+            </w:pPr>
+            <w:r>
+              <w:rPr>
+                <w:b w:val="false"/>
+                <w:bCs w:val="false"/>
+                <w:color w:val="000000"/>
+                <w:sz w:val="16"/>
+                <w:szCs w:val="16"/>
+              </w:rPr>
+              <w:t xml:space="preserve">Owner</w:t>
+            </w:r>
+          </w:p>
+        </w:tc>
+        <w:tc>
+          <w:tcPr>
+            <w:tcW w:type="dxa" w:w="7560"/>
+            <w:tcMar>
+              <w:top w:type="dxa" w:w="80"/>
+              <w:left w:type="dxa" w:w="90"/>
+              <w:bottom w:type="dxa" w:w="80"/>
+              <w:right w:type="dxa" w:w="90"/>
+            </w:tcMar>
+          </w:tcPr>
+          <w:p>
+            <w:pPr>
+              <w:spacing w:after="0"/>
+            </w:pPr>
+            <w:r>
+              <w:rPr>
+                <w:b w:val="false"/>
+                <w:bCs w:val="false"/>
+                <w:color w:val="000000"/>
+                <w:sz w:val="16"/>
+                <w:szCs w:val="16"/>
+              </w:rPr>
+              <w:t xml:space="preserve">Yuandong Yang (release/full-stack) with Daniel Watson for migrations.</w:t>
+            </w:r>
+          </w:p>
+        </w:tc>
+      </w:tr>
+      <w:tr>
+        <w:trPr>
+          <w:cantSplit/>
+        </w:trPr>
+        <w:tc>
+          <w:tcPr>
+            <w:tcW w:type="dxa" w:w="1800"/>
+            <w:tcMar>
+              <w:top w:type="dxa" w:w="80"/>
+              <w:left w:type="dxa" w:w="90"/>
+              <w:bottom w:type="dxa" w:w="80"/>
+              <w:right w:type="dxa" w:w="90"/>
+            </w:tcMar>
+          </w:tcPr>
+          <w:p>
+            <w:pPr>
+              <w:spacing w:after="0"/>
+            </w:pPr>
+            <w:r>
+              <w:rPr>
+                <w:b w:val="false"/>
+                <w:bCs w:val="false"/>
+                <w:color w:val="000000"/>
+                <w:sz w:val="16"/>
+                <w:szCs w:val="16"/>
+              </w:rPr>
+              <w:t xml:space="preserve">Test cases</w:t>
+            </w:r>
+          </w:p>
+        </w:tc>
+        <w:tc>
+          <w:tcPr>
+            <w:tcW w:type="dxa" w:w="7560"/>
+            <w:tcMar>
+              <w:top w:type="dxa" w:w="80"/>
+              <w:left w:type="dxa" w:w="90"/>
+              <w:bottom w:type="dxa" w:w="80"/>
+              <w:right w:type="dxa" w:w="90"/>
+            </w:tcMar>
+          </w:tcPr>
+          <w:p>
+            <w:pPr>
+              <w:spacing w:after="0"/>
+            </w:pPr>
+            <w:r>
+              <w:rPr>
+                <w:b w:val="false"/>
+                <w:bCs w:val="false"/>
+                <w:color w:val="000000"/>
+                <w:sz w:val="16"/>
+                <w:szCs w:val="16"/>
+              </w:rPr>
+              <w:t xml:space="preserve">Deployment smoke bundle = IT-17 (gateway health) + IT-16 (AI port blocked) + SYS-05 (direct 8081/8082 blocked) + AT-06 (golden workflow on fresh build).</w:t>
+            </w:r>
+          </w:p>
+        </w:tc>
+      </w:tr>
+    </w:tbl>
+    <w:p>
+      <w:pPr>
+        <w:pStyle w:val="Heading2"/>
+        <w:spacing w:after="100" w:before="220"/>
+      </w:pPr>
+      <w:r>
+        <w:rPr>
+          <w:b/>
+          <w:bCs/>
+          <w:color w:val="1F4E78"/>
+          <w:sz w:val="23"/>
+          <w:szCs w:val="23"/>
+        </w:rPr>
+        <w:t xml:space="preserve">6A.7 Regression and release-readiness phase</w:t>
       </w:r>
     </w:p>
     <w:p>
@@ -12825,7 +13299,7 @@
                 <w:sz w:val="16"/>
                 <w:szCs w:val="16"/>
               </w:rPr>
-              <w:t xml:space="preserve">Yuandong Yang (Robin)</w:t>
+              <w:t xml:space="preserve">Yuandong Yang</w:t>
             </w:r>
           </w:p>
         </w:tc>
@@ -12856,7 +13330,7 @@
                 <w:sz w:val="16"/>
                 <w:szCs w:val="16"/>
               </w:rPr>
-              <w:t xml:space="preserve">Gateway / core API and security tester</w:t>
+              <w:t xml:space="preserve">Gateway/core API, security, and UI workflow tester</w:t>
             </w:r>
           </w:p>
         </w:tc>
@@ -12882,7 +13356,7 @@
                 <w:sz w:val="16"/>
                 <w:szCs w:val="16"/>
               </w:rPr>
-              <w:t xml:space="preserve">Execute auth, tenant, gateway, AI-boundary, negative, and error-mapping cases on dealer-gateway and dealer-core; attach response evidence.</w:t>
+              <w:t xml:space="preserve">Execute auth, tenant, gateway, AI-boundary, negative, and error-mapping cases on dealer-gateway and dealer-core; execute inventory, customer, listing, readiness, export, photo, and browser system cases on dealer-web; attach response evidence and screenshots.</w:t>
             </w:r>
           </w:p>
         </w:tc>
@@ -12908,7 +13382,7 @@
                 <w:sz w:val="16"/>
                 <w:szCs w:val="16"/>
               </w:rPr>
-              <w:t xml:space="preserve">Logan Jones</w:t>
+              <w:t xml:space="preserve">Daniel Watson</w:t>
             </w:r>
           </w:p>
         </w:tc>
@@ -12991,90 +13465,7 @@
                 <w:sz w:val="16"/>
                 <w:szCs w:val="16"/>
               </w:rPr>
-              <w:t xml:space="preserve">Jackson Warga</w:t>
-            </w:r>
-          </w:p>
-        </w:tc>
-      </w:tr>
-      <w:tr>
-        <w:trPr>
-          <w:cantSplit/>
-        </w:trPr>
-        <w:tc>
-          <w:tcPr>
-            <w:tcW w:type="dxa" w:w="2200"/>
-            <w:tcMar>
-              <w:top w:type="dxa" w:w="80"/>
-              <w:left w:type="dxa" w:w="90"/>
-              <w:bottom w:type="dxa" w:w="80"/>
-              <w:right w:type="dxa" w:w="90"/>
-            </w:tcMar>
-          </w:tcPr>
-          <w:p>
-            <w:pPr>
-              <w:spacing w:after="0"/>
-            </w:pPr>
-            <w:r>
-              <w:rPr>
-                <w:b w:val="false"/>
-                <w:bCs w:val="false"/>
-                <w:color w:val="000000"/>
-                <w:sz w:val="16"/>
-                <w:szCs w:val="16"/>
-              </w:rPr>
-              <w:t xml:space="preserve">Workflow and UI tester</w:t>
-            </w:r>
-          </w:p>
-        </w:tc>
-        <w:tc>
-          <w:tcPr>
-            <w:tcW w:type="dxa" w:w="5200"/>
-            <w:tcMar>
-              <w:top w:type="dxa" w:w="80"/>
-              <w:left w:type="dxa" w:w="90"/>
-              <w:bottom w:type="dxa" w:w="80"/>
-              <w:right w:type="dxa" w:w="90"/>
-            </w:tcMar>
-          </w:tcPr>
-          <w:p>
-            <w:pPr>
-              <w:spacing w:after="0"/>
-            </w:pPr>
-            <w:r>
-              <w:rPr>
-                <w:b w:val="false"/>
-                <w:bCs w:val="false"/>
-                <w:color w:val="000000"/>
-                <w:sz w:val="16"/>
-                <w:szCs w:val="16"/>
-              </w:rPr>
-              <w:t xml:space="preserve">Execute inventory, customer, listing, readiness, export, photo, and browser system cases on dealer-web; attach screenshots.</w:t>
-            </w:r>
-          </w:p>
-        </w:tc>
-        <w:tc>
-          <w:tcPr>
-            <w:tcW w:type="dxa" w:w="1960"/>
-            <w:tcMar>
-              <w:top w:type="dxa" w:w="80"/>
-              <w:left w:type="dxa" w:w="90"/>
-              <w:bottom w:type="dxa" w:w="80"/>
-              <w:right w:type="dxa" w:w="90"/>
-            </w:tcMar>
-          </w:tcPr>
-          <w:p>
-            <w:pPr>
-              <w:spacing w:after="0"/>
-            </w:pPr>
-            <w:r>
-              <w:rPr>
-                <w:b w:val="false"/>
-                <w:bCs w:val="false"/>
-                <w:color w:val="000000"/>
-                <w:sz w:val="16"/>
-                <w:szCs w:val="16"/>
-              </w:rPr>
-              <w:t xml:space="preserve">Bedgel Fadhil Ndam Woukouo</w:t>
+              <w:t xml:space="preserve">Xiaomei He</w:t>
             </w:r>
           </w:p>
         </w:tc>
@@ -13523,7 +13914,7 @@
                 <w:sz w:val="16"/>
                 <w:szCs w:val="16"/>
               </w:rPr>
-              <w:t xml:space="preserve">Logan Jones / Jackson Warga</w:t>
+              <w:t xml:space="preserve">Daniel Watson / Xiaomei He</w:t>
             </w:r>
           </w:p>
         </w:tc>
@@ -13606,7 +13997,7 @@
                 <w:sz w:val="16"/>
                 <w:szCs w:val="16"/>
               </w:rPr>
-              <w:t xml:space="preserve">Logan Jones</w:t>
+              <w:t xml:space="preserve">Daniel Watson</w:t>
             </w:r>
           </w:p>
         </w:tc>
@@ -13689,7 +14080,7 @@
                 <w:sz w:val="16"/>
                 <w:szCs w:val="16"/>
               </w:rPr>
-              <w:t xml:space="preserve">Bedgel Fadhil Ndam Woukouo</w:t>
+              <w:t xml:space="preserve">Daniel Watson</w:t>
             </w:r>
           </w:p>
         </w:tc>
@@ -13772,7 +14163,7 @@
                 <w:sz w:val="16"/>
                 <w:szCs w:val="16"/>
               </w:rPr>
-              <w:t xml:space="preserve">Logan Jones</w:t>
+              <w:t xml:space="preserve">Daniel Watson</w:t>
             </w:r>
           </w:p>
         </w:tc>
@@ -14021,7 +14412,7 @@
                 <w:sz w:val="16"/>
                 <w:szCs w:val="16"/>
               </w:rPr>
-              <w:t xml:space="preserve">Logan Jones</w:t>
+              <w:t xml:space="preserve">Daniel Watson</w:t>
             </w:r>
           </w:p>
         </w:tc>
@@ -16509,7 +16900,7 @@
           <w:sz w:val="20"/>
           <w:szCs w:val="20"/>
         </w:rPr>
-        <w:t xml:space="preserve">Reset: between destructive case groups, the data owner (Logan Jones) truncates mutable tables (vehicles.status back to DRAFT, listings.status back to NOT_READY, audit cleared) and re-runs the seed; the reset step is logged in the case evidence.</w:t>
+        <w:t xml:space="preserve">Reset: between destructive case groups, the data owner (Daniel Watson) truncates mutable tables (vehicles.status back to DRAFT, listings.status back to NOT_READY, audit cleared) and re-runs the seed; the reset step is logged in the case evidence.</w:t>
       </w:r>
     </w:p>
     <w:p>
@@ -17326,7 +17717,7 @@
                 <w:sz w:val="16"/>
                 <w:szCs w:val="16"/>
               </w:rPr>
-              <w:t xml:space="preserve">Yuandong Yang (Robin)</w:t>
+              <w:t xml:space="preserve">Yuandong Yang</w:t>
             </w:r>
           </w:p>
         </w:tc>
@@ -17357,7 +17748,7 @@
                 <w:sz w:val="16"/>
                 <w:szCs w:val="16"/>
               </w:rPr>
-              <w:t xml:space="preserve">Gateway/core API and security tester</w:t>
+              <w:t xml:space="preserve">Gateway/core API, security, and UI workflow tester</w:t>
             </w:r>
           </w:p>
         </w:tc>
@@ -17383,7 +17774,7 @@
                 <w:sz w:val="16"/>
                 <w:szCs w:val="16"/>
               </w:rPr>
-              <w:t xml:space="preserve">HTTP, JWT, Spring Security, gateway routes, Flyway, negative testing</w:t>
+              <w:t xml:space="preserve">HTTP, JWT, Spring Security, gateway routes, Flyway, negative testing, Vue browser workflows, API state interpretation, screenshot evidence</w:t>
             </w:r>
           </w:p>
         </w:tc>
@@ -17409,7 +17800,7 @@
                 <w:sz w:val="16"/>
                 <w:szCs w:val="16"/>
               </w:rPr>
-              <w:t xml:space="preserve">Review route/security configuration and internal-header contract before execution.</w:t>
+              <w:t xml:space="preserve">Review route/security configuration and internal-header contract; walk through inventory-to-export acceptance flow and blocked/unavailable UI states.</w:t>
             </w:r>
           </w:p>
         </w:tc>
@@ -17435,7 +17826,7 @@
                 <w:sz w:val="16"/>
                 <w:szCs w:val="16"/>
               </w:rPr>
-              <w:t xml:space="preserve">Logan Jones</w:t>
+              <w:t xml:space="preserve">Daniel Watson</w:t>
             </w:r>
           </w:p>
         </w:tc>
@@ -17544,116 +17935,7 @@
                 <w:sz w:val="16"/>
                 <w:szCs w:val="16"/>
               </w:rPr>
-              <w:t xml:space="preserve">Jackson Warga</w:t>
-            </w:r>
-          </w:p>
-        </w:tc>
-      </w:tr>
-      <w:tr>
-        <w:trPr>
-          <w:cantSplit/>
-        </w:trPr>
-        <w:tc>
-          <w:tcPr>
-            <w:tcW w:type="dxa" w:w="1900"/>
-            <w:tcMar>
-              <w:top w:type="dxa" w:w="80"/>
-              <w:left w:type="dxa" w:w="90"/>
-              <w:bottom w:type="dxa" w:w="80"/>
-              <w:right w:type="dxa" w:w="90"/>
-            </w:tcMar>
-          </w:tcPr>
-          <w:p>
-            <w:pPr>
-              <w:spacing w:after="0"/>
-            </w:pPr>
-            <w:r>
-              <w:rPr>
-                <w:b w:val="false"/>
-                <w:bCs w:val="false"/>
-                <w:color w:val="000000"/>
-                <w:sz w:val="16"/>
-                <w:szCs w:val="16"/>
-              </w:rPr>
-              <w:t xml:space="preserve">Workflow/UI tester</w:t>
-            </w:r>
-          </w:p>
-        </w:tc>
-        <w:tc>
-          <w:tcPr>
-            <w:tcW w:type="dxa" w:w="3000"/>
-            <w:tcMar>
-              <w:top w:type="dxa" w:w="80"/>
-              <w:left w:type="dxa" w:w="90"/>
-              <w:bottom w:type="dxa" w:w="80"/>
-              <w:right w:type="dxa" w:w="90"/>
-            </w:tcMar>
-          </w:tcPr>
-          <w:p>
-            <w:pPr>
-              <w:spacing w:after="0"/>
-            </w:pPr>
-            <w:r>
-              <w:rPr>
-                <w:b w:val="false"/>
-                <w:bCs w:val="false"/>
-                <w:color w:val="000000"/>
-                <w:sz w:val="16"/>
-                <w:szCs w:val="16"/>
-              </w:rPr>
-              <w:t xml:space="preserve">Vue browser workflows, API state interpretation, screenshot evidence</w:t>
-            </w:r>
-          </w:p>
-        </w:tc>
-        <w:tc>
-          <w:tcPr>
-            <w:tcW w:type="dxa" w:w="3260"/>
-            <w:tcMar>
-              <w:top w:type="dxa" w:w="80"/>
-              <w:left w:type="dxa" w:w="90"/>
-              <w:bottom w:type="dxa" w:w="80"/>
-              <w:right w:type="dxa" w:w="90"/>
-            </w:tcMar>
-          </w:tcPr>
-          <w:p>
-            <w:pPr>
-              <w:spacing w:after="0"/>
-            </w:pPr>
-            <w:r>
-              <w:rPr>
-                <w:b w:val="false"/>
-                <w:bCs w:val="false"/>
-                <w:color w:val="000000"/>
-                <w:sz w:val="16"/>
-                <w:szCs w:val="16"/>
-              </w:rPr>
-              <w:t xml:space="preserve">Walk through inventory-to-export acceptance flow and blocked/unavailable UI states.</w:t>
-            </w:r>
-          </w:p>
-        </w:tc>
-        <w:tc>
-          <w:tcPr>
-            <w:tcW w:type="dxa" w:w="1200"/>
-            <w:tcMar>
-              <w:top w:type="dxa" w:w="80"/>
-              <w:left w:type="dxa" w:w="90"/>
-              <w:bottom w:type="dxa" w:w="80"/>
-              <w:right w:type="dxa" w:w="90"/>
-            </w:tcMar>
-          </w:tcPr>
-          <w:p>
-            <w:pPr>
-              <w:spacing w:after="0"/>
-            </w:pPr>
-            <w:r>
-              <w:rPr>
-                <w:b w:val="false"/>
-                <w:bCs w:val="false"/>
-                <w:color w:val="000000"/>
-                <w:sz w:val="16"/>
-                <w:szCs w:val="16"/>
-              </w:rPr>
-              <w:t xml:space="preserve">Bedgel Fadhil Ndam Woukouo</w:t>
+              <w:t xml:space="preserve">Xiaomei He</w:t>
             </w:r>
           </w:p>
         </w:tc>
@@ -18072,7 +18354,7 @@
                 <w:sz w:val="16"/>
                 <w:szCs w:val="16"/>
               </w:rPr>
-              <w:t xml:space="preserve">Yuandong Yang (Robin)</w:t>
+              <w:t xml:space="preserve">Yuandong Yang</w:t>
             </w:r>
           </w:p>
         </w:tc>
@@ -18207,7 +18489,7 @@
                 <w:sz w:val="16"/>
                 <w:szCs w:val="16"/>
               </w:rPr>
-              <w:t xml:space="preserve">Logan Jones / Jackson Warga</w:t>
+              <w:t xml:space="preserve">Daniel Watson / Xiaomei He</w:t>
             </w:r>
           </w:p>
         </w:tc>
@@ -18477,7 +18759,7 @@
                 <w:sz w:val="16"/>
                 <w:szCs w:val="16"/>
               </w:rPr>
-              <w:t xml:space="preserve">Bedgel Fadhil Ndam Woukouo / QA lead</w:t>
+              <w:t xml:space="preserve">Daniel Watson / QA lead</w:t>
             </w:r>
           </w:p>
         </w:tc>
@@ -20469,7 +20751,7 @@
                 <w:sz w:val="16"/>
                 <w:szCs w:val="16"/>
               </w:rPr>
-              <w:t xml:space="preserve">Logan Jones</w:t>
+              <w:t xml:space="preserve">Daniel Watson</w:t>
             </w:r>
           </w:p>
         </w:tc>
@@ -20604,7 +20886,7 @@
                 <w:sz w:val="16"/>
                 <w:szCs w:val="16"/>
               </w:rPr>
-              <w:t xml:space="preserve">Jackson Warga</w:t>
+              <w:t xml:space="preserve">Xiaomei He</w:t>
             </w:r>
           </w:p>
         </w:tc>
@@ -20739,7 +21021,7 @@
                 <w:sz w:val="16"/>
                 <w:szCs w:val="16"/>
               </w:rPr>
-              <w:t xml:space="preserve">Logan Jones</w:t>
+              <w:t xml:space="preserve">Daniel Watson</w:t>
             </w:r>
           </w:p>
         </w:tc>
@@ -21279,7 +21561,7 @@
                 <w:sz w:val="16"/>
                 <w:szCs w:val="16"/>
               </w:rPr>
-              <w:t xml:space="preserve">Bedgel Fadhil Ndam Woukouo</w:t>
+              <w:t xml:space="preserve">Daniel Watson</w:t>
             </w:r>
           </w:p>
         </w:tc>
@@ -21467,7 +21749,7 @@
                 <w:sz w:val="16"/>
                 <w:szCs w:val="16"/>
               </w:rPr>
-              <w:t xml:space="preserve">Yuandong Yang (Robin)</w:t>
+              <w:t xml:space="preserve">Yuandong Yang</w:t>
             </w:r>
           </w:p>
         </w:tc>
@@ -21576,7 +21858,7 @@
                 <w:sz w:val="16"/>
                 <w:szCs w:val="16"/>
               </w:rPr>
-              <w:t xml:space="preserve">Bedgel Fadhil Ndam Woukouo</w:t>
+              <w:t xml:space="preserve">Daniel Watson</w:t>
             </w:r>
           </w:p>
         </w:tc>
@@ -21602,7 +21884,7 @@
                 <w:sz w:val="16"/>
                 <w:szCs w:val="16"/>
               </w:rPr>
-              <w:t xml:space="preserve">Workflow/UI tester / group member</w:t>
+              <w:t xml:space="preserve">Gateway/core and UI workflow tester / group member</w:t>
             </w:r>
           </w:p>
         </w:tc>
@@ -21685,7 +21967,7 @@
                 <w:sz w:val="16"/>
                 <w:szCs w:val="16"/>
               </w:rPr>
-              <w:t xml:space="preserve">Jackson Warga</w:t>
+              <w:t xml:space="preserve">Xiaomei He</w:t>
             </w:r>
           </w:p>
         </w:tc>
@@ -21712,115 +21994,6 @@
                 <w:szCs w:val="16"/>
               </w:rPr>
               <w:t xml:space="preserve">AI service and platform tester / group member</w:t>
-            </w:r>
-          </w:p>
-        </w:tc>
-        <w:tc>
-          <w:tcPr>
-            <w:tcW w:type="dxa" w:w="2500"/>
-            <w:tcMar>
-              <w:top w:type="dxa" w:w="80"/>
-              <w:left w:type="dxa" w:w="90"/>
-              <w:bottom w:type="dxa" w:w="80"/>
-              <w:right w:type="dxa" w:w="90"/>
-            </w:tcMar>
-          </w:tcPr>
-          <w:p>
-            <w:pPr>
-              <w:spacing w:after="0"/>
-            </w:pPr>
-            <w:r>
-              <w:rPr>
-                <w:b w:val="false"/>
-                <w:bCs w:val="false"/>
-                <w:color w:val="000000"/>
-                <w:sz w:val="16"/>
-                <w:szCs w:val="16"/>
-              </w:rPr>
-              <w:t xml:space="preserve">________________________</w:t>
-            </w:r>
-          </w:p>
-        </w:tc>
-        <w:tc>
-          <w:tcPr>
-            <w:tcW w:type="dxa" w:w="1560"/>
-            <w:tcMar>
-              <w:top w:type="dxa" w:w="80"/>
-              <w:left w:type="dxa" w:w="90"/>
-              <w:bottom w:type="dxa" w:w="80"/>
-              <w:right w:type="dxa" w:w="90"/>
-            </w:tcMar>
-          </w:tcPr>
-          <w:p>
-            <w:pPr>
-              <w:spacing w:after="0"/>
-            </w:pPr>
-            <w:r>
-              <w:rPr>
-                <w:b w:val="false"/>
-                <w:bCs w:val="false"/>
-                <w:color w:val="000000"/>
-                <w:sz w:val="16"/>
-                <w:szCs w:val="16"/>
-              </w:rPr>
-              <w:t xml:space="preserve">________________</w:t>
-            </w:r>
-          </w:p>
-        </w:tc>
-      </w:tr>
-      <w:tr>
-        <w:trPr>
-          <w:cantSplit/>
-        </w:trPr>
-        <w:tc>
-          <w:tcPr>
-            <w:tcW w:type="dxa" w:w="2600"/>
-            <w:tcMar>
-              <w:top w:type="dxa" w:w="80"/>
-              <w:left w:type="dxa" w:w="90"/>
-              <w:bottom w:type="dxa" w:w="80"/>
-              <w:right w:type="dxa" w:w="90"/>
-            </w:tcMar>
-          </w:tcPr>
-          <w:p>
-            <w:pPr>
-              <w:spacing w:after="0"/>
-            </w:pPr>
-            <w:r>
-              <w:rPr>
-                <w:b w:val="false"/>
-                <w:bCs w:val="false"/>
-                <w:color w:val="000000"/>
-                <w:sz w:val="16"/>
-                <w:szCs w:val="16"/>
-              </w:rPr>
-              <w:t xml:space="preserve">Logan Jones</w:t>
-            </w:r>
-          </w:p>
-        </w:tc>
-        <w:tc>
-          <w:tcPr>
-            <w:tcW w:type="dxa" w:w="2700"/>
-            <w:tcMar>
-              <w:top w:type="dxa" w:w="80"/>
-              <w:left w:type="dxa" w:w="90"/>
-              <w:bottom w:type="dxa" w:w="80"/>
-              <w:right w:type="dxa" w:w="90"/>
-            </w:tcMar>
-          </w:tcPr>
-          <w:p>
-            <w:pPr>
-              <w:spacing w:after="0"/>
-            </w:pPr>
-            <w:r>
-              <w:rPr>
-                <w:b w:val="false"/>
-                <w:bCs w:val="false"/>
-                <w:color w:val="000000"/>
-                <w:sz w:val="16"/>
-                <w:szCs w:val="16"/>
-              </w:rPr>
-              <w:t xml:space="preserve">Gateway/core API and security tester / group member</w:t>
             </w:r>
           </w:p>
         </w:tc>
@@ -22012,6 +22185,18 @@
           <w:sz w:val="21"/>
           <w:szCs w:val="21"/>
         </w:rPr>
+        <w:t xml:space="preserve">Everett, G. D., &amp; McLeod, R. (2007). Software testing: Testing across the entire software development life cycle. Wiley-IEEE Computer Society Press. (Course textbook; Chapter 5 informs the SDLC-level approach used in §6 and §6A.)</w:t>
+      </w:r>
+    </w:p>
+    <w:p>
+      <w:pPr>
+        <w:spacing w:after="100" w:line="276"/>
+      </w:pPr>
+      <w:r>
+        <w:rPr>
+          <w:sz w:val="21"/>
+          <w:szCs w:val="21"/>
+        </w:rPr>
         <w:t xml:space="preserve">DealerOps project repository. (2026). DealerOps gateway, dealer-core, ai-service, and dealer-web source code and configuration. Internal project source.</w:t>
       </w:r>
     </w:p>
@@ -22024,7 +22209,7 @@
           <w:sz w:val="21"/>
           <w:szCs w:val="21"/>
         </w:rPr>
-        <w:t xml:space="preserve">International Organization for Standardization. (2017). ISO/IEC/IEEE 29119-2:2013 software testing—Test processes (used as a terminology and planning reference).</w:t>
+        <w:t xml:space="preserve">International Organization for Standardization. (2017). ISO/IEC/IEEE 29119-2:2013 software testing—Test processes (used as a terminology and planning reference consistent with the IEEE 829-style structure in the course template).</w:t>
       </w:r>
     </w:p>
     <w:p>
